--- a/01_Course_Core/TAS2O_Curriculum_Mapping_Expectations_Coverage_AI_Enhanced.docx
+++ b/01_Course_Core/TAS2O_Curriculum_Mapping_Expectations_Coverage_AI_Enhanced.docx
@@ -72,7 +72,7 @@
                 <w:b w:val="0"/>
                 <w:sz w:val="18"/>
               </w:rPr>
-              <w:t>[Insert School Name]</w:t>
+              <w:t>Webtree Academy</w:t>
             </w:r>
           </w:p>
         </w:tc>
@@ -107,7 +107,7 @@
                 <w:b w:val="0"/>
                 <w:sz w:val="18"/>
               </w:rPr>
-              <w:t>[Insert BSID]</w:t>
+              <w:t>883796</w:t>
             </w:r>
           </w:p>
         </w:tc>
@@ -212,7 +212,7 @@
                 <w:b w:val="0"/>
                 <w:sz w:val="18"/>
               </w:rPr>
-              <w:t>[Insert Name]</w:t>
+              <w:t>Carlos Chen</w:t>
             </w:r>
           </w:p>
         </w:tc>
@@ -247,7 +247,7 @@
                 <w:b w:val="0"/>
                 <w:sz w:val="18"/>
               </w:rPr>
-              <w:t>[Insert Name]</w:t>
+              <w:t>Henry Michels</w:t>
             </w:r>
           </w:p>
         </w:tc>
@@ -282,7 +282,7 @@
                 <w:b w:val="0"/>
                 <w:sz w:val="18"/>
               </w:rPr>
-              <w:t>[Insert Date]</w:t>
+              <w:t>2026-05-12</w:t>
             </w:r>
           </w:p>
         </w:tc>
@@ -3802,7 +3802,7 @@
       <w:jc w:val="center"/>
     </w:pPr>
     <w:r>
-      <w:t xml:space="preserve">Prepared for [Insert School Name] | Replace placeholders before submission | Page </w:t>
+      <w:t xml:space="preserve">Prepared for Webtree Academy | Replace placeholders before submission | Page </w:t>
     </w:r>
   </w:p>
 </w:ftr>

--- a/01_Course_Core/TAS2O_Curriculum_Mapping_Expectations_Coverage_AI_Enhanced.docx
+++ b/01_Course_Core/TAS2O_Curriculum_Mapping_Expectations_Coverage_AI_Enhanced.docx
@@ -3782,6 +3782,288 @@
         <w:t>Ontario Ministry of Education. Private Schools Policy and Procedures Manual: https://files.ontario.ca/edu-private-schools-policy-procedures-manual-2013-en-2021-11-25.pdf</w:t>
       </w:r>
     </w:p>
+    <w:p>
+      <w:r>
+        <w:t>8. Specific Expectations Coverage (Paraphrased Alignment)</w:t>
+      </w:r>
+    </w:p>
+    <w:p>
+      <w:r>
+        <w:t>This appendix is a paraphrased internal coverage map aligned to the official TAS2O 2024 expectations and is intended for planning and inspection readiness. It organizes the specific expectations by strand group so the school can show where each expectation is taught, practised, assessed, and evidenced.</w:t>
+      </w:r>
+    </w:p>
+    <w:tbl>
+      <w:tblPr>
+        <w:tblW w:type="auto" w:w="0"/>
+        <w:tblLook w:firstColumn="1" w:firstRow="1" w:lastColumn="0" w:lastRow="0" w:noHBand="0" w:noVBand="1" w:val="04A0"/>
+      </w:tblPr>
+      <w:tblGrid>
+        <w:gridCol w:w="4752"/>
+        <w:gridCol w:w="4752"/>
+        <w:gridCol w:w="4752"/>
+      </w:tblGrid>
+      <w:tr>
+        <w:tc>
+          <w:tcPr>
+            <w:tcW w:type="dxa" w:w="4752"/>
+          </w:tcPr>
+          <w:p>
+            <w:r>
+              <w:t>Specific Expectation Group</w:t>
+            </w:r>
+          </w:p>
+        </w:tc>
+        <w:tc>
+          <w:tcPr>
+            <w:tcW w:type="dxa" w:w="4752"/>
+          </w:tcPr>
+          <w:p>
+            <w:r>
+              <w:t>Paraphrased Coverage Focus</w:t>
+            </w:r>
+          </w:p>
+        </w:tc>
+        <w:tc>
+          <w:tcPr>
+            <w:tcW w:type="dxa" w:w="4752"/>
+          </w:tcPr>
+          <w:p>
+            <w:r>
+              <w:t>Primary Evidence in This Package</w:t>
+            </w:r>
+          </w:p>
+        </w:tc>
+      </w:tr>
+      <w:tr>
+        <w:tc>
+          <w:tcPr>
+            <w:tcW w:type="dxa" w:w="4752"/>
+          </w:tcPr>
+          <w:p>
+            <w:r>
+              <w:t>A1.1-A1.4</w:t>
+            </w:r>
+          </w:p>
+        </w:tc>
+        <w:tc>
+          <w:tcPr>
+            <w:tcW w:type="dxa" w:w="4752"/>
+          </w:tcPr>
+          <w:p>
+            <w:r>
+              <w:t>Apply fundamental technological concepts, evaluate significance, consider design and accessibility requirements, and communicate design ideas using appropriate terminology and formats.</w:t>
+            </w:r>
+          </w:p>
+        </w:tc>
+        <w:tc>
+          <w:tcPr>
+            <w:tcW w:type="dxa" w:w="4752"/>
+          </w:tcPr>
+          <w:p>
+            <w:r>
+              <w:t>Design brief, concept sketches, CAD files, oral explanation, safety mini challenge</w:t>
+            </w:r>
+          </w:p>
+        </w:tc>
+      </w:tr>
+      <w:tr>
+        <w:tc>
+          <w:tcPr>
+            <w:tcW w:type="dxa" w:w="4752"/>
+          </w:tcPr>
+          <w:p>
+            <w:r>
+              <w:t>A2 cluster</w:t>
+            </w:r>
+          </w:p>
+        </w:tc>
+        <w:tc>
+          <w:tcPr>
+            <w:tcW w:type="dxa" w:w="4752"/>
+          </w:tcPr>
+          <w:p>
+            <w:r>
+              <w:t>Create products, services, or prototypes using tools, resources, and techniques; record project development and practical decision-making.</w:t>
+            </w:r>
+          </w:p>
+        </w:tc>
+        <w:tc>
+          <w:tcPr>
+            <w:tcW w:type="dxa" w:w="4752"/>
+          </w:tcPr>
+          <w:p>
+            <w:r>
+              <w:t>Prototype build logs, fabrication notes, CAD output, photos, demo evidence</w:t>
+            </w:r>
+          </w:p>
+        </w:tc>
+      </w:tr>
+      <w:tr>
+        <w:tc>
+          <w:tcPr>
+            <w:tcW w:type="dxa" w:w="4752"/>
+          </w:tcPr>
+          <w:p>
+            <w:r>
+              <w:t>A3 cluster</w:t>
+            </w:r>
+          </w:p>
+        </w:tc>
+        <w:tc>
+          <w:tcPr>
+            <w:tcW w:type="dxa" w:w="4752"/>
+          </w:tcPr>
+          <w:p>
+            <w:r>
+              <w:t>Evaluate, test, troubleshoot, and refine processes, products, or services using evidence and feedback.</w:t>
+            </w:r>
+          </w:p>
+        </w:tc>
+        <w:tc>
+          <w:tcPr>
+            <w:tcW w:type="dxa" w:w="4752"/>
+          </w:tcPr>
+          <w:p>
+            <w:r>
+              <w:t>Testing notes, QC report, debugging log, revision history, reflections</w:t>
+            </w:r>
+          </w:p>
+        </w:tc>
+      </w:tr>
+      <w:tr>
+        <w:tc>
+          <w:tcPr>
+            <w:tcW w:type="dxa" w:w="4752"/>
+          </w:tcPr>
+          <w:p>
+            <w:r>
+              <w:t>A4 cluster</w:t>
+            </w:r>
+          </w:p>
+        </w:tc>
+        <w:tc>
+          <w:tcPr>
+            <w:tcW w:type="dxa" w:w="4752"/>
+          </w:tcPr>
+          <w:p>
+            <w:r>
+              <w:t>Apply health and safety practices and procedures consistently when using materials, tools, equipment, and workspaces.</w:t>
+            </w:r>
+          </w:p>
+        </w:tc>
+        <w:tc>
+          <w:tcPr>
+            <w:tcW w:type="dxa" w:w="4752"/>
+          </w:tcPr>
+          <w:p>
+            <w:r>
+              <w:t>Safety Passport, PPE checklist, observation records, incident procedures</w:t>
+            </w:r>
+          </w:p>
+        </w:tc>
+      </w:tr>
+      <w:tr>
+        <w:tc>
+          <w:tcPr>
+            <w:tcW w:type="dxa" w:w="4752"/>
+          </w:tcPr>
+          <w:p>
+            <w:r>
+              <w:t>B1 cluster</w:t>
+            </w:r>
+          </w:p>
+        </w:tc>
+        <w:tc>
+          <w:tcPr>
+            <w:tcW w:type="dxa" w:w="4752"/>
+          </w:tcPr>
+          <w:p>
+            <w:r>
+              <w:t>Explain how needs and social, economic, and environmental factors drive technological development and the way solutions are designed.</w:t>
+            </w:r>
+          </w:p>
+        </w:tc>
+        <w:tc>
+          <w:tcPr>
+            <w:tcW w:type="dxa" w:w="4752"/>
+          </w:tcPr>
+          <w:p>
+            <w:r>
+              <w:t>Materials comparison, technology development reflection, planning notes</w:t>
+            </w:r>
+          </w:p>
+        </w:tc>
+      </w:tr>
+      <w:tr>
+        <w:tc>
+          <w:tcPr>
+            <w:tcW w:type="dxa" w:w="4752"/>
+          </w:tcPr>
+          <w:p>
+            <w:r>
+              <w:t>B2 cluster</w:t>
+            </w:r>
+          </w:p>
+        </w:tc>
+        <w:tc>
+          <w:tcPr>
+            <w:tcW w:type="dxa" w:w="4752"/>
+          </w:tcPr>
+          <w:p>
+            <w:r>
+              <w:t>Analyze the impacts of technologies on individuals, communities, society, the economy, accessibility, ethics, and the environment.</w:t>
+            </w:r>
+          </w:p>
+        </w:tc>
+        <w:tc>
+          <w:tcPr>
+            <w:tcW w:type="dxa" w:w="4752"/>
+          </w:tcPr>
+          <w:p>
+            <w:r>
+              <w:t>Sustainability case study, impact analysis, AI ethics reflection</w:t>
+            </w:r>
+          </w:p>
+        </w:tc>
+      </w:tr>
+      <w:tr>
+        <w:tc>
+          <w:tcPr>
+            <w:tcW w:type="dxa" w:w="4752"/>
+          </w:tcPr>
+          <w:p>
+            <w:r>
+              <w:t>B3 cluster</w:t>
+            </w:r>
+          </w:p>
+        </w:tc>
+        <w:tc>
+          <w:tcPr>
+            <w:tcW w:type="dxa" w:w="4752"/>
+          </w:tcPr>
+          <w:p>
+            <w:r>
+              <w:t>Investigate careers and pathways in technology and skilled trades, including apprenticeships, credentials, workplace expectations, and next-step planning.</w:t>
+            </w:r>
+          </w:p>
+        </w:tc>
+        <w:tc>
+          <w:tcPr>
+            <w:tcW w:type="dxa" w:w="4752"/>
+          </w:tcPr>
+          <w:p>
+            <w:r>
+              <w:t>Career pathway report, interview simulation reflection, presentation</w:t>
+            </w:r>
+          </w:p>
+        </w:tc>
+      </w:tr>
+    </w:tbl>
+    <w:p>
+      <w:r>
+        <w:t>Coverage note: This package does not rely on AI outputs as sole evidence. The school uses student explanation, teacher observation, practical work, and documented verification to confirm achievement of the expectations above.</w:t>
+      </w:r>
+    </w:p>
     <w:sectPr>
       <w:headerReference w:type="default" r:id="rId9"/>
       <w:footerReference w:type="default" r:id="rId10"/>

--- a/01_Course_Core/TAS2O_Curriculum_Mapping_Expectations_Coverage_AI_Enhanced.docx
+++ b/01_Course_Core/TAS2O_Curriculum_Mapping_Expectations_Coverage_AI_Enhanced.docx
@@ -4058,10 +4058,47 @@
           </w:p>
         </w:tc>
       </w:tr>
+      <w:tr>
+        <w:tc>
+          <w:tcPr>
+            <w:tcW w:type="dxa" w:w="4752"/>
+          </w:tcPr>
+          <w:p>
+            <w:r>
+              <w:t>A1.7 / B1.3 / B1.4</w:t>
+            </w:r>
+          </w:p>
+        </w:tc>
+        <w:tc>
+          <w:tcPr>
+            <w:tcW w:type="dxa" w:w="4752"/>
+          </w:tcPr>
+          <w:p>
+            <w:r>
+              <w:t>Collect and synthesize information from multiple perspectives, including First Nations, M?tis, and Inuit knowledge systems, contributions, and innovation practices, when studying technological development and design.</w:t>
+            </w:r>
+          </w:p>
+        </w:tc>
+        <w:tc>
+          <w:tcPr>
+            <w:tcW w:type="dxa" w:w="4752"/>
+          </w:tcPr>
+          <w:p>
+            <w:r>
+              <w:t>Indigenous content addendum, Indigenous innovation lesson plan, project plan prompt, class discussion, and observation / conference records</w:t>
+            </w:r>
+          </w:p>
+        </w:tc>
+      </w:tr>
     </w:tbl>
     <w:p>
       <w:r>
         <w:t>Coverage note: This package does not rely on AI outputs as sole evidence. The school uses student explanation, teacher observation, practical work, and documented verification to confirm achievement of the expectations above.</w:t>
+      </w:r>
+    </w:p>
+    <w:p>
+      <w:r>
+        <w:t>Indigenous integration note: A1.7, B1.3, and B1.4 are intentionally supported through the Indigenous content addendum, Indigenous innovation lesson plan, project plan prompt, and observation / conference evidence.</w:t>
       </w:r>
     </w:p>
     <w:sectPr>
